--- a/docs/CV_Jose_Palacios.docx
+++ b/docs/CV_Jose_Palacios.docx
@@ -37,31 +37,7 @@
           <w:szCs w:val="24"/>
           <w:lang w:val="en-SG"/>
         </w:rPr>
-        <w:t xml:space="preserve">Project </w:t>
-      </w:r>
-      <w:proofErr w:type="gramStart"/>
-      <w:r>
-        <w:rPr>
-          <w:i/>
-          <w:iCs/>
-          <w:color w:val="555555"/>
-          <w:sz w:val="24"/>
-          <w:szCs w:val="24"/>
-          <w:lang w:val="en-SG"/>
-        </w:rPr>
-        <w:t>Coordinator  ·</w:t>
-      </w:r>
-      <w:proofErr w:type="gramEnd"/>
-      <w:r>
-        <w:rPr>
-          <w:i/>
-          <w:iCs/>
-          <w:color w:val="555555"/>
-          <w:sz w:val="24"/>
-          <w:szCs w:val="24"/>
-          <w:lang w:val="en-SG"/>
-        </w:rPr>
-        <w:t xml:space="preserve">  Community Development Operations</w:t>
+        <w:t>Project Coordinator  ·  Community Development Operations</w:t>
       </w:r>
     </w:p>
     <w:p>
@@ -78,7 +54,7 @@
           <w:szCs w:val="19"/>
           <w:lang w:val="en-SG"/>
         </w:rPr>
-        <w:t>+41 762 276 752   |   palaciosbeortegui@gmail.com   |   Davos, Switzerland</w:t>
+        <w:t>palaciosbeortegui@gmail.com   |   Davos, Switzerland</w:t>
       </w:r>
     </w:p>
     <w:p>
@@ -159,9 +135,63 @@
           <w:sz w:val="22"/>
           <w:szCs w:val="22"/>
         </w:rPr>
-        <w:t xml:space="preserve">Bachelor in </w:t>
-      </w:r>
-      <w:proofErr w:type="spellStart"/>
+        <w:t>Bachelor in Computer Engineering</w:t>
+      </w:r>
+      <w:r>
+        <w:rPr>
+          <w:color w:val="1F4E79"/>
+        </w:rPr>
+        <w:t xml:space="preserve">  ·  CESTE – Centro Universitario de Tecnología y Arte Digital</w:t>
+      </w:r>
+      <w:r>
+        <w:rPr>
+          <w:i/>
+          <w:iCs/>
+          <w:color w:val="555555"/>
+          <w:sz w:val="19"/>
+          <w:szCs w:val="19"/>
+        </w:rPr>
+        <w:t xml:space="preserve">  |  Spain</w:t>
+      </w:r>
+    </w:p>
+    <w:p>
+      <w:pPr>
+        <w:spacing w:after="60"/>
+        <w:rPr>
+          <w:lang w:val="en-SG"/>
+        </w:rPr>
+      </w:pPr>
+      <w:r>
+        <w:rPr>
+          <w:i/>
+          <w:iCs/>
+          <w:color w:val="555555"/>
+          <w:sz w:val="18"/>
+          <w:szCs w:val="18"/>
+          <w:lang w:val="en-SG"/>
+        </w:rPr>
+        <w:t>2025 – Present (expected 2028)</w:t>
+      </w:r>
+    </w:p>
+    <w:p>
+      <w:pPr>
+        <w:spacing w:before="40" w:after="40"/>
+        <w:rPr>
+          <w:lang w:val="en-SG"/>
+        </w:rPr>
+      </w:pPr>
+      <w:r>
+        <w:rPr>
+          <w:color w:val="555555"/>
+          <w:lang w:val="en-SG"/>
+        </w:rPr>
+        <w:t>Programming, software development, computer networks, databases, cybersecurity, cloud computing</w:t>
+      </w:r>
+    </w:p>
+    <w:p>
+      <w:pPr>
+        <w:spacing w:before="160" w:after="30"/>
+      </w:pPr>
       <w:r>
         <w:rPr>
           <w:b/>
@@ -170,9 +200,62 @@
           <w:sz w:val="22"/>
           <w:szCs w:val="22"/>
         </w:rPr>
-        <w:t>Computer</w:t>
-      </w:r>
-      <w:proofErr w:type="spellEnd"/>
+        <w:t>Bachelor in Business Administration</w:t>
+      </w:r>
+      <w:r>
+        <w:rPr>
+          <w:color w:val="1F4E79"/>
+        </w:rPr>
+        <w:t xml:space="preserve">  ·  CESTE – Centro Universitario de Tecnología y Arte Digital</w:t>
+      </w:r>
+      <w:r>
+        <w:rPr>
+          <w:i/>
+          <w:iCs/>
+          <w:color w:val="555555"/>
+          <w:sz w:val="19"/>
+          <w:szCs w:val="19"/>
+        </w:rPr>
+        <w:t xml:space="preserve">  |  Spain</w:t>
+      </w:r>
+    </w:p>
+    <w:p>
+      <w:pPr>
+        <w:spacing w:after="60"/>
+      </w:pPr>
+      <w:r>
+        <w:rPr>
+          <w:i/>
+          <w:iCs/>
+          <w:color w:val="555555"/>
+          <w:sz w:val="18"/>
+          <w:szCs w:val="18"/>
+        </w:rPr>
+        <w:t>2021 – 2025</w:t>
+      </w:r>
+    </w:p>
+    <w:p>
+      <w:pPr>
+        <w:spacing w:before="40" w:after="40"/>
+        <w:rPr>
+          <w:lang w:val="en-SG"/>
+        </w:rPr>
+      </w:pPr>
+      <w:r>
+        <w:rPr>
+          <w:color w:val="555555"/>
+          <w:lang w:val="en-SG"/>
+        </w:rPr>
+        <w:t>Business management, project management, finance &amp; accounting, logistics and supply chain management</w:t>
+      </w:r>
+    </w:p>
+    <w:p>
+      <w:pPr>
+        <w:spacing w:before="160" w:after="30"/>
+        <w:rPr>
+          <w:lang w:val="en-SG"/>
+        </w:rPr>
+      </w:pPr>
       <w:r>
         <w:rPr>
           <w:b/>
@@ -180,11 +263,42 @@
           <w:color w:val="111111"/>
           <w:sz w:val="22"/>
           <w:szCs w:val="22"/>
-        </w:rPr>
-        <w:t xml:space="preserve"> </w:t>
-      </w:r>
-      <w:proofErr w:type="spellStart"/>
-      <w:proofErr w:type="gramStart"/>
+          <w:lang w:val="en-SG"/>
+        </w:rPr>
+        <w:t>AWS Certified AI Practitioner</w:t>
+      </w:r>
+      <w:r>
+        <w:rPr>
+          <w:color w:val="1F4E79"/>
+          <w:lang w:val="en-SG"/>
+        </w:rPr>
+        <w:t xml:space="preserve">  ·  Amazon Web Services</w:t>
+      </w:r>
+      <w:r>
+        <w:rPr>
+          <w:i/>
+          <w:iCs/>
+          <w:color w:val="555555"/>
+          <w:sz w:val="19"/>
+          <w:szCs w:val="19"/>
+          <w:lang w:val="en-SG"/>
+        </w:rPr>
+        <w:t xml:space="preserve">  |  </w:t>
+      </w:r>
+      <w:r>
+        <w:rPr>
+          <w:lang w:val="en-SG"/>
+        </w:rPr>
+        <w:t>In process</w:t>
+      </w:r>
+    </w:p>
+    <w:p>
+      <w:pPr>
+        <w:spacing w:before="160" w:after="30"/>
+        <w:rPr>
+          <w:lang w:val="en-SG"/>
+        </w:rPr>
+      </w:pPr>
       <w:r>
         <w:rPr>
           <w:b/>
@@ -192,29 +306,16 @@
           <w:color w:val="111111"/>
           <w:sz w:val="22"/>
           <w:szCs w:val="22"/>
-        </w:rPr>
-        <w:t>Engineering</w:t>
-      </w:r>
-      <w:proofErr w:type="spellEnd"/>
+          <w:lang w:val="en-SG"/>
+        </w:rPr>
+        <w:t>AWS Certified Cloud Practitioner</w:t>
+      </w:r>
       <w:r>
         <w:rPr>
           <w:color w:val="1F4E79"/>
-        </w:rPr>
-        <w:t xml:space="preserve">  ·</w:t>
-      </w:r>
-      <w:proofErr w:type="gramEnd"/>
-      <w:r>
-        <w:rPr>
-          <w:color w:val="1F4E79"/>
-        </w:rPr>
-        <w:t xml:space="preserve">  CESTE – Centro Universitario de Tecnología y Arte </w:t>
-      </w:r>
-      <w:proofErr w:type="gramStart"/>
-      <w:r>
-        <w:rPr>
-          <w:color w:val="1F4E79"/>
-        </w:rPr>
-        <w:t>Digital</w:t>
+          <w:lang w:val="en-SG"/>
+        </w:rPr>
+        <w:t xml:space="preserve">  ·  Amazon Web Services</w:t>
       </w:r>
       <w:r>
         <w:rPr>
@@ -223,10 +324,106 @@
           <w:color w:val="555555"/>
           <w:sz w:val="19"/>
           <w:szCs w:val="19"/>
-        </w:rPr>
-        <w:t xml:space="preserve">  |</w:t>
-      </w:r>
-      <w:proofErr w:type="gramEnd"/>
+          <w:lang w:val="en-SG"/>
+        </w:rPr>
+        <w:t xml:space="preserve">  |  </w:t>
+      </w:r>
+      <w:r>
+        <w:rPr>
+          <w:lang w:val="en-SG"/>
+        </w:rPr>
+        <w:t>I</w:t>
+      </w:r>
+      <w:r>
+        <w:rPr>
+          <w:lang w:val="en-SG"/>
+        </w:rPr>
+        <w:t>n process</w:t>
+      </w:r>
+    </w:p>
+    <w:p>
+      <w:pPr>
+        <w:spacing w:before="120" w:after="40"/>
+        <w:rPr>
+          <w:color w:val="555555"/>
+          <w:lang w:val="en-SG"/>
+        </w:rPr>
+      </w:pPr>
+      <w:r>
+        <w:rPr>
+          <w:b/>
+          <w:bCs/>
+          <w:color w:val="111111"/>
+          <w:lang w:val="en-SG"/>
+        </w:rPr>
+        <w:t>Salesforce Trailhead</w:t>
+      </w:r>
+      <w:r>
+        <w:rPr>
+          <w:color w:val="555555"/>
+          <w:lang w:val="en-SG"/>
+        </w:rPr>
+        <w:t xml:space="preserve">  –  Currently completing foundational modules (CRM administration, data management)</w:t>
+      </w:r>
+    </w:p>
+    <w:p>
+      <w:pPr>
+        <w:pBdr>
+          <w:bottom w:val="single" w:sz="8" w:space="4" w:color="1F4E79"/>
+        </w:pBdr>
+        <w:spacing w:before="240" w:after="80"/>
+        <w:rPr>
+          <w:lang w:val="en-SG"/>
+        </w:rPr>
+      </w:pPr>
+      <w:r>
+        <w:rPr>
+          <w:b/>
+          <w:bCs/>
+          <w:color w:val="1F4E79"/>
+          <w:sz w:val="22"/>
+          <w:szCs w:val="22"/>
+          <w:lang w:val="en-SG"/>
+        </w:rPr>
+        <w:t>PROFESSIONAL EXPERIENCE</w:t>
+      </w:r>
+    </w:p>
+    <w:p>
+      <w:pPr>
+        <w:spacing w:before="160" w:after="30"/>
+        <w:rPr>
+          <w:lang w:val="en-SG"/>
+        </w:rPr>
+      </w:pPr>
+      <w:r>
+        <w:rPr>
+          <w:b/>
+          <w:bCs/>
+          <w:color w:val="111111"/>
+          <w:sz w:val="22"/>
+          <w:szCs w:val="22"/>
+          <w:lang w:val="en-SG"/>
+        </w:rPr>
+        <w:t xml:space="preserve">Sales Assistant </w:t>
+      </w:r>
+      <w:r>
+        <w:rPr>
+          <w:b/>
+          <w:bCs/>
+          <w:color w:val="111111"/>
+          <w:sz w:val="22"/>
+          <w:szCs w:val="22"/>
+          <w:lang w:val="en-SG"/>
+        </w:rPr>
+        <w:t xml:space="preserve"> </w:t>
+      </w:r>
+      <w:r>
+        <w:rPr>
+          <w:color w:val="1F4E79"/>
+          <w:lang w:val="en-SG"/>
+        </w:rPr>
+        <w:t>Heierling GmbH</w:t>
+      </w:r>
       <w:r>
         <w:rPr>
           <w:i/>
@@ -234,8 +431,9 @@
           <w:color w:val="555555"/>
           <w:sz w:val="19"/>
           <w:szCs w:val="19"/>
-        </w:rPr>
-        <w:t xml:space="preserve">  Spain</w:t>
+          <w:lang w:val="en-SG"/>
+        </w:rPr>
+        <w:t xml:space="preserve"> |  Davos, Switzerland</w:t>
       </w:r>
     </w:p>
     <w:p>
@@ -243,36 +441,7 @@
         <w:spacing w:after="60"/>
       </w:pPr>
       <w:r>
-        <w:rPr>
-          <w:i/>
-          <w:iCs/>
-          <w:color w:val="555555"/>
-          <w:sz w:val="18"/>
-          <w:szCs w:val="18"/>
-        </w:rPr>
-        <w:t>2025 – Present (</w:t>
-      </w:r>
-      <w:proofErr w:type="spellStart"/>
-      <w:r>
-        <w:rPr>
-          <w:i/>
-          <w:iCs/>
-          <w:color w:val="555555"/>
-          <w:sz w:val="18"/>
-          <w:szCs w:val="18"/>
-        </w:rPr>
-        <w:t>expected</w:t>
-      </w:r>
-      <w:proofErr w:type="spellEnd"/>
-      <w:r>
-        <w:rPr>
-          <w:i/>
-          <w:iCs/>
-          <w:color w:val="555555"/>
-          <w:sz w:val="18"/>
-          <w:szCs w:val="18"/>
-        </w:rPr>
-        <w:t xml:space="preserve"> 2028)</w:t>
+        <w:t>September 2025 – March 2026</w:t>
       </w:r>
     </w:p>
     <w:p>
@@ -292,91 +461,7 @@
           <w:color w:val="555555"/>
           <w:lang w:val="en-SG"/>
         </w:rPr>
-        <w:t>Programming, software development, computer networks, databases, cybersecurity, cloud computing</w:t>
-      </w:r>
-    </w:p>
-    <w:p>
-      <w:pPr>
-        <w:spacing w:before="160" w:after="30"/>
-      </w:pPr>
-      <w:r>
-        <w:rPr>
-          <w:b/>
-          <w:bCs/>
-          <w:color w:val="111111"/>
-          <w:sz w:val="22"/>
-          <w:szCs w:val="22"/>
-        </w:rPr>
-        <w:t xml:space="preserve">Bachelor in Business </w:t>
-      </w:r>
-      <w:proofErr w:type="spellStart"/>
-      <w:proofErr w:type="gramStart"/>
-      <w:r>
-        <w:rPr>
-          <w:b/>
-          <w:bCs/>
-          <w:color w:val="111111"/>
-          <w:sz w:val="22"/>
-          <w:szCs w:val="22"/>
-        </w:rPr>
-        <w:t>Administration</w:t>
-      </w:r>
-      <w:proofErr w:type="spellEnd"/>
-      <w:r>
-        <w:rPr>
-          <w:color w:val="1F4E79"/>
-        </w:rPr>
-        <w:t xml:space="preserve">  ·</w:t>
-      </w:r>
-      <w:proofErr w:type="gramEnd"/>
-      <w:r>
-        <w:rPr>
-          <w:color w:val="1F4E79"/>
-        </w:rPr>
-        <w:t xml:space="preserve">  CESTE – Centro Universitario de Tecnología y Arte </w:t>
-      </w:r>
-      <w:proofErr w:type="gramStart"/>
-      <w:r>
-        <w:rPr>
-          <w:color w:val="1F4E79"/>
-        </w:rPr>
-        <w:t>Digital</w:t>
-      </w:r>
-      <w:r>
-        <w:rPr>
-          <w:i/>
-          <w:iCs/>
-          <w:color w:val="555555"/>
-          <w:sz w:val="19"/>
-          <w:szCs w:val="19"/>
-        </w:rPr>
-        <w:t xml:space="preserve">  |</w:t>
-      </w:r>
-      <w:proofErr w:type="gramEnd"/>
-      <w:r>
-        <w:rPr>
-          <w:i/>
-          <w:iCs/>
-          <w:color w:val="555555"/>
-          <w:sz w:val="19"/>
-          <w:szCs w:val="19"/>
-        </w:rPr>
-        <w:t xml:space="preserve">  Spain</w:t>
-      </w:r>
-    </w:p>
-    <w:p>
-      <w:pPr>
-        <w:spacing w:after="60"/>
-      </w:pPr>
-      <w:r>
-        <w:rPr>
-          <w:i/>
-          <w:iCs/>
-          <w:color w:val="555555"/>
-          <w:sz w:val="18"/>
-          <w:szCs w:val="18"/>
-        </w:rPr>
-        <w:t>2021 – 2025</w:t>
+        <w:t>Served as primary point of contact for international clients, managing requests and providing tailored support in a multilingual environment (Spanish, English, German)</w:t>
       </w:r>
     </w:p>
     <w:p>
@@ -396,362 +481,7 @@
           <w:color w:val="555555"/>
           <w:lang w:val="en-SG"/>
         </w:rPr>
-        <w:t>Business management, project management, finance &amp; accounting, logistics and supply chain management</w:t>
-      </w:r>
-    </w:p>
-    <w:p>
-      <w:pPr>
-        <w:spacing w:before="160" w:after="30"/>
-        <w:rPr>
-          <w:lang w:val="en-SG"/>
-        </w:rPr>
-      </w:pPr>
-      <w:r>
-        <w:rPr>
-          <w:b/>
-          <w:bCs/>
-          <w:color w:val="111111"/>
-          <w:sz w:val="22"/>
-          <w:szCs w:val="22"/>
-          <w:lang w:val="en-SG"/>
-        </w:rPr>
-        <w:t xml:space="preserve">AWS Certified AI </w:t>
-      </w:r>
-      <w:proofErr w:type="gramStart"/>
-      <w:r>
-        <w:rPr>
-          <w:b/>
-          <w:bCs/>
-          <w:color w:val="111111"/>
-          <w:sz w:val="22"/>
-          <w:szCs w:val="22"/>
-          <w:lang w:val="en-SG"/>
-        </w:rPr>
-        <w:t>Practitioner</w:t>
-      </w:r>
-      <w:r>
-        <w:rPr>
-          <w:color w:val="1F4E79"/>
-          <w:lang w:val="en-SG"/>
-        </w:rPr>
-        <w:t xml:space="preserve">  ·</w:t>
-      </w:r>
-      <w:proofErr w:type="gramEnd"/>
-      <w:r>
-        <w:rPr>
-          <w:color w:val="1F4E79"/>
-          <w:lang w:val="en-SG"/>
-        </w:rPr>
-        <w:t xml:space="preserve">  Amazon Web </w:t>
-      </w:r>
-      <w:proofErr w:type="gramStart"/>
-      <w:r>
-        <w:rPr>
-          <w:color w:val="1F4E79"/>
-          <w:lang w:val="en-SG"/>
-        </w:rPr>
-        <w:t>Services</w:t>
-      </w:r>
-      <w:r>
-        <w:rPr>
-          <w:i/>
-          <w:iCs/>
-          <w:color w:val="555555"/>
-          <w:sz w:val="19"/>
-          <w:szCs w:val="19"/>
-          <w:lang w:val="en-SG"/>
-        </w:rPr>
-        <w:t xml:space="preserve">  |</w:t>
-      </w:r>
-      <w:proofErr w:type="gramEnd"/>
-      <w:r>
-        <w:rPr>
-          <w:i/>
-          <w:iCs/>
-          <w:color w:val="555555"/>
-          <w:sz w:val="19"/>
-          <w:szCs w:val="19"/>
-          <w:lang w:val="en-SG"/>
-        </w:rPr>
-        <w:t xml:space="preserve">  </w:t>
-      </w:r>
-      <w:r>
-        <w:rPr>
-          <w:lang w:val="en-SG"/>
-        </w:rPr>
-        <w:t>In process</w:t>
-      </w:r>
-    </w:p>
-    <w:p>
-      <w:pPr>
-        <w:spacing w:before="160" w:after="30"/>
-        <w:rPr>
-          <w:lang w:val="en-SG"/>
-        </w:rPr>
-      </w:pPr>
-      <w:r>
-        <w:rPr>
-          <w:b/>
-          <w:bCs/>
-          <w:color w:val="111111"/>
-          <w:sz w:val="22"/>
-          <w:szCs w:val="22"/>
-          <w:lang w:val="en-SG"/>
-        </w:rPr>
-        <w:t xml:space="preserve">AWS Certified Cloud </w:t>
-      </w:r>
-      <w:proofErr w:type="gramStart"/>
-      <w:r>
-        <w:rPr>
-          <w:b/>
-          <w:bCs/>
-          <w:color w:val="111111"/>
-          <w:sz w:val="22"/>
-          <w:szCs w:val="22"/>
-          <w:lang w:val="en-SG"/>
-        </w:rPr>
-        <w:t>Practitioner</w:t>
-      </w:r>
-      <w:r>
-        <w:rPr>
-          <w:color w:val="1F4E79"/>
-          <w:lang w:val="en-SG"/>
-        </w:rPr>
-        <w:t xml:space="preserve">  ·</w:t>
-      </w:r>
-      <w:proofErr w:type="gramEnd"/>
-      <w:r>
-        <w:rPr>
-          <w:color w:val="1F4E79"/>
-          <w:lang w:val="en-SG"/>
-        </w:rPr>
-        <w:t xml:space="preserve">  Amazon Web </w:t>
-      </w:r>
-      <w:proofErr w:type="gramStart"/>
-      <w:r>
-        <w:rPr>
-          <w:color w:val="1F4E79"/>
-          <w:lang w:val="en-SG"/>
-        </w:rPr>
-        <w:t>Services</w:t>
-      </w:r>
-      <w:r>
-        <w:rPr>
-          <w:i/>
-          <w:iCs/>
-          <w:color w:val="555555"/>
-          <w:sz w:val="19"/>
-          <w:szCs w:val="19"/>
-          <w:lang w:val="en-SG"/>
-        </w:rPr>
-        <w:t xml:space="preserve">  |</w:t>
-      </w:r>
-      <w:proofErr w:type="gramEnd"/>
-      <w:r>
-        <w:rPr>
-          <w:i/>
-          <w:iCs/>
-          <w:color w:val="555555"/>
-          <w:sz w:val="19"/>
-          <w:szCs w:val="19"/>
-          <w:lang w:val="en-SG"/>
-        </w:rPr>
-        <w:t xml:space="preserve">  </w:t>
-      </w:r>
-      <w:r>
-        <w:rPr>
-          <w:lang w:val="en-SG"/>
-        </w:rPr>
-        <w:t>I</w:t>
-      </w:r>
-      <w:r>
-        <w:rPr>
-          <w:lang w:val="en-SG"/>
-        </w:rPr>
-        <w:t>n process</w:t>
-      </w:r>
-    </w:p>
-    <w:p>
-      <w:pPr>
-        <w:spacing w:before="120" w:after="40"/>
-        <w:rPr>
-          <w:color w:val="555555"/>
-          <w:lang w:val="en-SG"/>
-        </w:rPr>
-      </w:pPr>
-      <w:r>
-        <w:rPr>
-          <w:b/>
-          <w:bCs/>
-          <w:color w:val="111111"/>
-          <w:lang w:val="en-SG"/>
-        </w:rPr>
-        <w:t xml:space="preserve">Salesforce </w:t>
-      </w:r>
-      <w:proofErr w:type="gramStart"/>
-      <w:r>
-        <w:rPr>
-          <w:b/>
-          <w:bCs/>
-          <w:color w:val="111111"/>
-          <w:lang w:val="en-SG"/>
-        </w:rPr>
-        <w:t>Trailhead</w:t>
-      </w:r>
-      <w:r>
-        <w:rPr>
-          <w:color w:val="555555"/>
-          <w:lang w:val="en-SG"/>
-        </w:rPr>
-        <w:t xml:space="preserve">  –</w:t>
-      </w:r>
-      <w:proofErr w:type="gramEnd"/>
-      <w:r>
-        <w:rPr>
-          <w:color w:val="555555"/>
-          <w:lang w:val="en-SG"/>
-        </w:rPr>
-        <w:t xml:space="preserve">  Currently completing foundational modules (CRM administration, data management)</w:t>
-      </w:r>
-    </w:p>
-    <w:p>
-      <w:pPr>
-        <w:pBdr>
-          <w:bottom w:val="single" w:sz="8" w:space="4" w:color="1F4E79"/>
-        </w:pBdr>
-        <w:spacing w:before="240" w:after="80"/>
-        <w:rPr>
-          <w:lang w:val="en-SG"/>
-        </w:rPr>
-      </w:pPr>
-      <w:r>
-        <w:rPr>
-          <w:b/>
-          <w:bCs/>
-          <w:color w:val="1F4E79"/>
-          <w:sz w:val="22"/>
-          <w:szCs w:val="22"/>
-          <w:lang w:val="en-SG"/>
-        </w:rPr>
-        <w:t>PROFESSIONAL EXPERIENCE</w:t>
-      </w:r>
-    </w:p>
-    <w:p>
-      <w:pPr>
-        <w:spacing w:before="160" w:after="30"/>
-        <w:rPr>
-          <w:lang w:val="en-SG"/>
-        </w:rPr>
-      </w:pPr>
-      <w:r>
-        <w:rPr>
-          <w:b/>
-          <w:bCs/>
-          <w:color w:val="111111"/>
-          <w:sz w:val="22"/>
-          <w:szCs w:val="22"/>
-          <w:lang w:val="en-SG"/>
-        </w:rPr>
-        <w:t xml:space="preserve">Sales </w:t>
-      </w:r>
-      <w:proofErr w:type="gramStart"/>
-      <w:r>
-        <w:rPr>
-          <w:b/>
-          <w:bCs/>
-          <w:color w:val="111111"/>
-          <w:sz w:val="22"/>
-          <w:szCs w:val="22"/>
-          <w:lang w:val="en-SG"/>
-        </w:rPr>
-        <w:t xml:space="preserve">Assistant </w:t>
-      </w:r>
-      <w:r>
-        <w:rPr>
-          <w:b/>
-          <w:bCs/>
-          <w:color w:val="111111"/>
-          <w:sz w:val="22"/>
-          <w:szCs w:val="22"/>
-          <w:lang w:val="en-SG"/>
-        </w:rPr>
-        <w:t xml:space="preserve"> </w:t>
-      </w:r>
-      <w:r>
-        <w:rPr>
-          <w:color w:val="1F4E79"/>
-          <w:lang w:val="en-SG"/>
-        </w:rPr>
-        <w:t>Heierling</w:t>
-      </w:r>
-      <w:proofErr w:type="gramEnd"/>
-      <w:r>
-        <w:rPr>
-          <w:color w:val="1F4E79"/>
-          <w:lang w:val="en-SG"/>
-        </w:rPr>
-        <w:t xml:space="preserve"> </w:t>
-      </w:r>
-      <w:r>
-        <w:rPr>
-          <w:color w:val="1F4E79"/>
-          <w:lang w:val="en-SG"/>
-        </w:rPr>
-        <w:t>GmbH</w:t>
-      </w:r>
-      <w:r>
-        <w:rPr>
-          <w:i/>
-          <w:iCs/>
-          <w:color w:val="555555"/>
-          <w:sz w:val="19"/>
-          <w:szCs w:val="19"/>
-          <w:lang w:val="en-SG"/>
-        </w:rPr>
-        <w:t xml:space="preserve"> </w:t>
-      </w:r>
-      <w:proofErr w:type="gramStart"/>
-      <w:r>
-        <w:rPr>
-          <w:i/>
-          <w:iCs/>
-          <w:color w:val="555555"/>
-          <w:sz w:val="19"/>
-          <w:szCs w:val="19"/>
-          <w:lang w:val="en-SG"/>
-        </w:rPr>
-        <w:t>|</w:t>
-      </w:r>
-      <w:r>
-        <w:rPr>
-          <w:i/>
-          <w:iCs/>
-          <w:color w:val="555555"/>
-          <w:sz w:val="19"/>
-          <w:szCs w:val="19"/>
-          <w:lang w:val="en-SG"/>
-        </w:rPr>
-        <w:t xml:space="preserve">  Davos</w:t>
-      </w:r>
-      <w:proofErr w:type="gramEnd"/>
-      <w:r>
-        <w:rPr>
-          <w:i/>
-          <w:iCs/>
-          <w:color w:val="555555"/>
-          <w:sz w:val="19"/>
-          <w:szCs w:val="19"/>
-          <w:lang w:val="en-SG"/>
-        </w:rPr>
-        <w:t>, Switzerland</w:t>
-      </w:r>
-    </w:p>
-    <w:p>
-      <w:pPr>
-        <w:spacing w:after="60"/>
-      </w:pPr>
-      <w:r>
-        <w:t>September 2025 – March 2026</w:t>
+        <w:t>Coordinated daily operational workflows, ensuring smooth scheduling and task execution under high seasonal demand</w:t>
       </w:r>
     </w:p>
     <w:p>
@@ -771,7 +501,7 @@
           <w:color w:val="555555"/>
           <w:lang w:val="en-SG"/>
         </w:rPr>
-        <w:t>Served as primary point of contact for international clients, managing requests and providing tailored support in a multilingual environment (Spanish, English, German)</w:t>
+        <w:t>Managed point-of-sale systems and maintained accurate transaction records using digital platforms</w:t>
       </w:r>
     </w:p>
     <w:p>
@@ -791,61 +521,7 @@
           <w:color w:val="555555"/>
           <w:lang w:val="en-SG"/>
         </w:rPr>
-        <w:t>Coordinated daily operational workflows, ensuring smooth scheduling and task execution under high seasonal demand</w:t>
-      </w:r>
-    </w:p>
-    <w:p>
-      <w:pPr>
-        <w:pStyle w:val="Prrafodelista"/>
-        <w:numPr>
-          <w:ilvl w:val="0"/>
-          <w:numId w:val="2"/>
-        </w:numPr>
-        <w:spacing w:before="40" w:after="40"/>
-        <w:rPr>
-          <w:lang w:val="en-SG"/>
-        </w:rPr>
-      </w:pPr>
-      <w:r>
-        <w:rPr>
-          <w:color w:val="555555"/>
-          <w:lang w:val="en-SG"/>
-        </w:rPr>
-        <w:t>Managed point-of-sale systems and maintained accurate transaction records using digital platforms</w:t>
-      </w:r>
-    </w:p>
-    <w:p>
-      <w:pPr>
-        <w:pStyle w:val="Prrafodelista"/>
-        <w:numPr>
-          <w:ilvl w:val="0"/>
-          <w:numId w:val="2"/>
-        </w:numPr>
-        <w:spacing w:before="40" w:after="40"/>
-        <w:rPr>
-          <w:lang w:val="en-SG"/>
-        </w:rPr>
-      </w:pPr>
-      <w:r>
-        <w:rPr>
-          <w:color w:val="555555"/>
-          <w:lang w:val="en-SG"/>
-        </w:rPr>
-        <w:t xml:space="preserve">Developed practical German communication skills in a professional </w:t>
-      </w:r>
-      <w:r>
-        <w:rPr>
-          <w:color w:val="555555"/>
-          <w:lang w:val="en-SG"/>
-        </w:rPr>
-        <w:t>Swiss German</w:t>
-      </w:r>
-      <w:r>
-        <w:rPr>
-          <w:color w:val="555555"/>
-          <w:lang w:val="en-SG"/>
-        </w:rPr>
-        <w:t xml:space="preserve"> environment</w:t>
+        <w:t>Developed practical German communication skills in a professional Swiss German environment</w:t>
       </w:r>
     </w:p>
     <w:p>
@@ -871,14 +547,7 @@
           <w:color w:val="1F4E79"/>
           <w:lang w:val="en-SG"/>
         </w:rPr>
-        <w:t xml:space="preserve">    Royal Hideaway Hotel by </w:t>
-      </w:r>
-      <w:r>
-        <w:rPr>
-          <w:color w:val="1F4E79"/>
-          <w:lang w:val="en-SG"/>
-        </w:rPr>
-        <w:t>Barceló</w:t>
+        <w:t xml:space="preserve">    Royal Hideaway Hotel by Barceló</w:t>
       </w:r>
       <w:r>
         <w:rPr>
@@ -889,42 +558,7 @@
           <w:szCs w:val="19"/>
           <w:lang w:val="en-SG"/>
         </w:rPr>
-        <w:t xml:space="preserve"> </w:t>
-      </w:r>
-      <w:proofErr w:type="gramStart"/>
-      <w:r>
-        <w:rPr>
-          <w:i/>
-          <w:iCs/>
-          <w:color w:val="555555"/>
-          <w:sz w:val="19"/>
-          <w:szCs w:val="19"/>
-          <w:lang w:val="en-SG"/>
-        </w:rPr>
-        <w:t>|</w:t>
-      </w:r>
-      <w:r>
-        <w:rPr>
-          <w:i/>
-          <w:iCs/>
-          <w:color w:val="555555"/>
-          <w:sz w:val="19"/>
-          <w:szCs w:val="19"/>
-          <w:lang w:val="en-SG"/>
-        </w:rPr>
-        <w:t xml:space="preserve">  Canfranc</w:t>
-      </w:r>
-      <w:proofErr w:type="gramEnd"/>
-      <w:r>
-        <w:rPr>
-          <w:i/>
-          <w:iCs/>
-          <w:color w:val="555555"/>
-          <w:sz w:val="19"/>
-          <w:szCs w:val="19"/>
-          <w:lang w:val="en-SG"/>
-        </w:rPr>
-        <w:t>, Spain</w:t>
+        <w:t xml:space="preserve"> |  Canfranc, Spain</w:t>
       </w:r>
     </w:p>
     <w:p>
